--- a/化学実験レポート/有機化学実験/有機化学実験_5.docx
+++ b/化学実験レポート/有機化学実験/有機化学実験_5.docx
@@ -4230,7 +4230,7 @@
           <v:shape id="_x0000_i1025" type="#_x0000_t75" style="width:54.45pt;height:106.45pt" o:ole="">
             <v:imagedata r:id="rId8" o:title=""/>
           </v:shape>
-          <o:OLEObject Type="Embed" ProgID="ChemDraw_x64.Document.6.0" ShapeID="_x0000_i1025" DrawAspect="Content" ObjectID="_1838831825" r:id="rId9"/>
+          <o:OLEObject Type="Embed" ProgID="ChemDraw_x64.Document.6.0" ShapeID="_x0000_i1025" DrawAspect="Content" ObjectID="_1838967532" r:id="rId9"/>
         </w:object>
       </w:r>
     </w:p>
@@ -4291,7 +4291,6 @@
     <w:p>
       <w:pPr>
         <w:rPr>
-          <w:rFonts w:hint="eastAsia"/>
           <w:sz w:val="22"/>
         </w:rPr>
       </w:pPr>
@@ -4341,7 +4340,6 @@
     <w:p>
       <w:pPr>
         <w:rPr>
-          <w:rFonts w:hint="eastAsia"/>
           <w:sz w:val="22"/>
         </w:rPr>
       </w:pPr>
@@ -4404,15 +4402,13 @@
     <w:p>
       <w:pPr>
         <w:rPr>
-          <w:rFonts w:hint="eastAsia"/>
-          <w:sz w:val="22"/>
-        </w:rPr>
-      </w:pPr>
-    </w:p>
-    <w:p>
-      <w:pPr>
-        <w:rPr>
-          <w:rFonts w:hint="eastAsia"/>
+          <w:sz w:val="22"/>
+        </w:rPr>
+      </w:pPr>
+    </w:p>
+    <w:p>
+      <w:pPr>
+        <w:rPr>
           <w:sz w:val="22"/>
         </w:rPr>
       </w:pPr>
@@ -4453,11 +4449,11 @@
     </w:p>
     <w:p>
       <w:r>
-        <w:object w:dxaOrig="6766" w:dyaOrig="2705" w14:anchorId="0AD3922D">
-          <v:shape id="_x0000_i1026" type="#_x0000_t75" style="width:338.1pt;height:135.25pt" o:ole="">
+        <w:object w:dxaOrig="9305" w:dyaOrig="3216" w14:anchorId="3B6FB2B0">
+          <v:shape id="_x0000_i1036" type="#_x0000_t75" style="width:465.2pt;height:160.9pt" o:ole="">
             <v:imagedata r:id="rId10" o:title=""/>
           </v:shape>
-          <o:OLEObject Type="Embed" ProgID="ChemDraw_x64.Document.6.0" ShapeID="_x0000_i1026" DrawAspect="Content" ObjectID="_1838831826" r:id="rId11"/>
+          <o:OLEObject Type="Embed" ProgID="ChemDraw_x64.Document.6.0" ShapeID="_x0000_i1036" DrawAspect="Content" ObjectID="_1838967533" r:id="rId11"/>
         </w:object>
       </w:r>
     </w:p>
@@ -4836,7 +4832,7 @@
           <v:shape id="_x0000_i1027" type="#_x0000_t75" style="width:138.35pt;height:77pt" o:ole="">
             <v:imagedata r:id="rId12" o:title=""/>
           </v:shape>
-          <o:OLEObject Type="Embed" ProgID="ChemDraw_x64.Document.6.0" ShapeID="_x0000_i1027" DrawAspect="Content" ObjectID="_1838831827" r:id="rId13"/>
+          <o:OLEObject Type="Embed" ProgID="ChemDraw_x64.Document.6.0" ShapeID="_x0000_i1027" DrawAspect="Content" ObjectID="_1838967534" r:id="rId13"/>
         </w:object>
       </w:r>
     </w:p>
@@ -4866,7 +4862,7 @@
           <v:shape id="_x0000_i1028" type="#_x0000_t75" style="width:123.35pt;height:77pt" o:ole="">
             <v:imagedata r:id="rId14" o:title=""/>
           </v:shape>
-          <o:OLEObject Type="Embed" ProgID="ChemDraw_x64.Document.6.0" ShapeID="_x0000_i1028" DrawAspect="Content" ObjectID="_1838831828" r:id="rId15"/>
+          <o:OLEObject Type="Embed" ProgID="ChemDraw_x64.Document.6.0" ShapeID="_x0000_i1028" DrawAspect="Content" ObjectID="_1838967535" r:id="rId15"/>
         </w:object>
       </w:r>
     </w:p>
@@ -4875,7 +4871,6 @@
         <w:rPr>
           <w:rFonts w:hint="eastAsia"/>
         </w:rPr>
-        <w:lastRenderedPageBreak/>
         <w:t>ベンズアルデヒドの</w:t>
       </w:r>
       <w:r>
@@ -4897,7 +4892,7 @@
           <v:shape id="_x0000_i1029" type="#_x0000_t75" style="width:136.5pt;height:77pt" o:ole="">
             <v:imagedata r:id="rId16" o:title=""/>
           </v:shape>
-          <o:OLEObject Type="Embed" ProgID="ChemDraw_x64.Document.6.0" ShapeID="_x0000_i1029" DrawAspect="Content" ObjectID="_1838831829" r:id="rId17"/>
+          <o:OLEObject Type="Embed" ProgID="ChemDraw_x64.Document.6.0" ShapeID="_x0000_i1029" DrawAspect="Content" ObjectID="_1838967536" r:id="rId17"/>
         </w:object>
       </w:r>
     </w:p>
@@ -4915,7 +4910,7 @@
           <v:shape id="_x0000_i1030" type="#_x0000_t75" style="width:356.85pt;height:162.8pt" o:ole="">
             <v:imagedata r:id="rId18" o:title=""/>
           </v:shape>
-          <o:OLEObject Type="Embed" ProgID="ChemDraw_x64.Document.6.0" ShapeID="_x0000_i1030" DrawAspect="Content" ObjectID="_1838831830" r:id="rId19"/>
+          <o:OLEObject Type="Embed" ProgID="ChemDraw_x64.Document.6.0" ShapeID="_x0000_i1030" DrawAspect="Content" ObjectID="_1838967537" r:id="rId19"/>
         </w:object>
       </w:r>
     </w:p>
@@ -4935,7 +4930,6 @@
     <w:p>
       <w:pPr>
         <w:rPr>
-          <w:rFonts w:hint="eastAsia"/>
           <w:sz w:val="22"/>
         </w:rPr>
       </w:pPr>
@@ -4964,7 +4958,6 @@
     <w:p>
       <w:pPr>
         <w:rPr>
-          <w:rFonts w:hint="eastAsia"/>
           <w:sz w:val="22"/>
         </w:rPr>
       </w:pPr>
@@ -4993,7 +4986,6 @@
     <w:p>
       <w:pPr>
         <w:rPr>
-          <w:rFonts w:hint="eastAsia"/>
           <w:sz w:val="22"/>
         </w:rPr>
       </w:pPr>
@@ -5064,7 +5056,6 @@
     <w:p>
       <w:pPr>
         <w:rPr>
-          <w:rFonts w:hint="eastAsia"/>
           <w:sz w:val="22"/>
         </w:rPr>
       </w:pPr>
@@ -5073,7 +5064,7 @@
           <v:shape id="_x0000_i1031" type="#_x0000_t75" style="width:289.9pt;height:109.55pt" o:ole="">
             <v:imagedata r:id="rId20" o:title=""/>
           </v:shape>
-          <o:OLEObject Type="Embed" ProgID="ChemDraw_x64.Document.6.0" ShapeID="_x0000_i1031" DrawAspect="Content" ObjectID="_1838831831" r:id="rId21"/>
+          <o:OLEObject Type="Embed" ProgID="ChemDraw_x64.Document.6.0" ShapeID="_x0000_i1031" DrawAspect="Content" ObjectID="_1838967538" r:id="rId21"/>
         </w:object>
       </w:r>
     </w:p>
@@ -5095,6 +5086,7 @@
           <w:rFonts w:hint="eastAsia"/>
           <w:sz w:val="22"/>
         </w:rPr>
+        <w:lastRenderedPageBreak/>
         <w:t>7</w:t>
       </w:r>
       <w:r>
@@ -5109,6 +5101,56 @@
           <w:sz w:val="22"/>
         </w:rPr>
         <w:t>参考文献等</w:t>
+      </w:r>
+    </w:p>
+    <w:p>
+      <w:pPr>
+        <w:rPr>
+          <w:rFonts w:hint="eastAsia"/>
+          <w:sz w:val="22"/>
+        </w:rPr>
+      </w:pPr>
+      <w:r>
+        <w:rPr>
+          <w:rFonts w:hint="eastAsia"/>
+          <w:sz w:val="22"/>
+        </w:rPr>
+        <w:t>ボルハルト・ショアー</w:t>
+      </w:r>
+      <w:r>
+        <w:rPr>
+          <w:rFonts w:hint="eastAsia"/>
+          <w:sz w:val="22"/>
+        </w:rPr>
+        <w:t xml:space="preserve"> </w:t>
+      </w:r>
+      <w:r>
+        <w:rPr>
+          <w:rFonts w:hint="eastAsia"/>
+          <w:sz w:val="22"/>
+        </w:rPr>
+        <w:t>現代有機化学</w:t>
+      </w:r>
+      <w:r>
+        <w:rPr>
+          <w:rFonts w:hint="eastAsia"/>
+          <w:sz w:val="22"/>
+        </w:rPr>
+        <w:t xml:space="preserve"> </w:t>
+      </w:r>
+      <w:r>
+        <w:rPr>
+          <w:rFonts w:hint="eastAsia"/>
+          <w:sz w:val="22"/>
+        </w:rPr>
+        <w:t xml:space="preserve">下　化学同人　</w:t>
+      </w:r>
+      <w:r>
+        <w:rPr>
+          <w:rFonts w:hint="eastAsia"/>
+          <w:sz w:val="22"/>
+        </w:rPr>
+        <w:t>2026/2/10</w:t>
       </w:r>
     </w:p>
     <w:p>
@@ -5227,7 +5269,6 @@
     </w:p>
     <w:p>
       <w:r>
-        <w:lastRenderedPageBreak/>
         <w:t>ウォルフ・キシュナー還元</w:t>
       </w:r>
       <w:r>
@@ -5255,11 +5296,6 @@
       </w:r>
     </w:p>
     <w:p>
-      <w:pPr>
-        <w:rPr>
-          <w:rFonts w:hint="eastAsia"/>
-        </w:rPr>
-      </w:pPr>
       <w:r>
         <w:rPr>
           <w:rFonts w:hint="eastAsia"/>
@@ -5304,11 +5340,6 @@
       </w:r>
     </w:p>
     <w:p>
-      <w:pPr>
-        <w:rPr>
-          <w:rFonts w:hint="eastAsia"/>
-        </w:rPr>
-      </w:pPr>
       <w:r>
         <w:rPr>
           <w:rFonts w:hint="eastAsia"/>
@@ -5415,11 +5446,6 @@
       </w:r>
     </w:p>
     <w:p>
-      <w:pPr>
-        <w:rPr>
-          <w:rFonts w:hint="eastAsia"/>
-        </w:rPr>
-      </w:pPr>
       <w:r>
         <w:rPr>
           <w:rFonts w:hint="eastAsia"/>
@@ -5437,13 +5463,7 @@
           <w:rPr>
             <w:rStyle w:val="ae"/>
           </w:rPr>
-          <w:t>h</w:t>
-        </w:r>
-        <w:r>
-          <w:rPr>
-            <w:rStyle w:val="ae"/>
-          </w:rPr>
-          <w:t>ttps://netdekagaku.com/tlctrableshooting/</w:t>
+          <w:t>https://netdekagaku.com/tlctrableshooting/</w:t>
         </w:r>
       </w:hyperlink>
       <w:r>
@@ -5454,13 +5474,7 @@
       </w:r>
     </w:p>
     <w:p/>
-    <w:p>
-      <w:pPr>
-        <w:rPr>
-          <w:rFonts w:hint="eastAsia"/>
-        </w:rPr>
-      </w:pPr>
-    </w:p>
+    <w:p/>
     <w:p>
       <w:pPr>
         <w:rPr>
@@ -6367,6 +6381,7 @@
   <w:style w:type="character" w:default="1" w:styleId="a0">
     <w:name w:val="Default Paragraph Font"/>
     <w:uiPriority w:val="1"/>
+    <w:semiHidden/>
     <w:unhideWhenUsed/>
   </w:style>
   <w:style w:type="table" w:default="1" w:styleId="a1">
